--- a/zht/docx/04.content.docx
+++ b/zht/docx/04.content.docx
@@ -11,6 +11,15 @@
         <w:pStyle w:val="Heading2"/>
       </w:pPr>
       <w:r>
+        <w:t>Resource: 研讀筆記 (Tyndale)</w:t>
+      </w:r>
+      <w:r/>
+    </w:p>
+    <w:p>
+      <w:pPr>
+        <w:pStyle w:val="Heading2"/>
+      </w:pPr>
+      <w:r>
         <w:t>License Information</w:t>
       </w:r>
       <w:r/>
@@ -21,7 +30,7 @@
         <w:rPr>
           <w:b/>
         </w:rPr>
-        <w:t>Study Notes (Tyndale)</w:t>
+        <w:t>研讀筆記 (Tyndale)</w:t>
       </w:r>
       <w:r>
         <w:t xml:space="preserve"> (Chinese (Traditional)) is based on</w:t>
@@ -74,7 +83,7 @@
         <w:pStyle w:val="Heading1"/>
       </w:pPr>
       <w:r>
-        <w:t>Study Notes (Tyndale)</w:t>
+        <w:t>研讀筆記 (Tyndale)</w:t>
       </w:r>
     </w:p>
     <w:p>
@@ -83,6 +92,50 @@
           <w:headerReference w:type="even" r:id="rId8"/>
           <w:headerReference w:type="default" r:id="rId9"/>
           <w:footerReference w:type="default" r:id="rId10"/>
+          <w:footnotePr>
+            <w:numRestart w:val="eachSect"/>
+          </w:footnotePr>
+          <w:type w:val="continuous"/>
+          <w:pgSz w:w="12240" w:h="15840" w:code="1"/>
+          <w:pgMar w:top="1440" w:right="1440" w:bottom="1440" w:left="1440" w:header="504" w:footer="504" w:gutter="0"/>
+          <w:cols w:space="708"/>
+          <w:titlePg/>
+          <w:docGrid w:linePitch="360"/>
+        </w:sectPr>
+      </w:pPr>
+    </w:p>
+    <w:p>
+      <w:r/>
+    </w:p>
+    <w:p>
+      <w:pPr>
+        <w:pStyle w:val="Heading2"/>
+      </w:pPr>
+      <w:r>
+        <w:t>NUM</w:t>
+      </w:r>
+      <w:r/>
+    </w:p>
+    <w:p>
+      <w:r/>
+      <w:r>
+        <w:rPr>
+          <w:i/>
+        </w:rPr>
+        <w:t>民數記 1:1, 民數記 1:1–16, 民數記 1:1–10:10, 民數記 1:2–16, 民數記 1:16, 民數記 1:17–46, 民數記 1:20–43, 民數記 1:47–54, 民數記 1:50, 民數記 1:50–53, 民數記 2:1–34, 民數記 2:2, 民數記 2:3–9, 民數記 2:10–16, 民數記 2:18–24, 民數記 2:25–31, 民數記 2:34, 民數記 3:1–4, 民數記 3:1–4:49, 民數記 3:4, 民數記 3:5–13, 民數記 3:10, 民數記 3:11–13, 民數記 3:14–39, 民數記 3:27–32, 民數記 3:28, 民數記 3:32, 民數記 3:38, 民數記 3:39, 民數記 3:40–51, 民數記 4:1, 民數記 4:1–49, 民數記 4:3, 民數記 4:4–20, 民數記 4:15, 民數記 4:21–28, 民數記 4:29–33, 民數記 4:34–49, 民數記 5:1–4, 民數記 5:1–31, 民數記 5:1–10:10, 民數記 5:2, 民數記 5:5–10, 民數記 5:6, 民數記 5:7, 民數記 5:8, 民數記 5:9–10, 民數記 5:11–31, 民數記 5:14–15, 民數記 5:17, 民數記 5:21, 民數記 5:23–24, 民數記 5:29–31, 民數記 6:1–21, 民數記 6:2, 民數記 6:3–4, 民數記 6:5, 民數記 6:6–8, 民數記 6:9–21, 民數記 6:22–27, 民數記 6:24, 民數記 6:24–26, 民數記 6:25, 民數記 6:26, 民數記 6:27, 民數記 7:1, 民數記 7:1–89, 民數記 7:2–9, 民數記 7:9, 民數記 7:10–11, 民數記 7:12–83, 民數記 7:84–88, 民數記 7:89, 民數記 8:1–4, 民數記 8:5–22, 民數記 8:7, 民數記 8:10–11, 民數記 8:11, 民數記 8:12–22, 民數記 8:19, 民數記 8:23–26, 民數記 9:1–14, 民數記 9:2–3, 民數記 9:4–7, 民數記 9:8, 民數記 9:9–14, 民數記 9:12, 民數記 9:13, 民數記 9:14, 民數記 9:15–23, 民數記 9:19–23, 民數記 10:1–10, 民數記 10:2–4, 民數記 10:5–8, 民數記 10:8, 民數記 10:9–10, 民數記 10:11–36, 民數記 10:12, 民數記 10:13–28, 民數記 10:29–32, 民數記 10:33, 民數記 10:35, 民數記 10:36, 民數記 11:1, 民數記 11:1–35, 民數記 11:2–3, 民數記 11:4–6, 民數記 11:4–15, 民數記 11:6, 民數記 11:7–9, 民數記 11:10–15, 民數記 11:16–30, 民數記 11:25, 民數記 11:28–29, 民數記 11:31–35, 民數記 11:34–35, 民數記 12:1, 民數記 12:1–2, 民數記 12:1–16, 民數記 12:2, 民數記 12:3, 民數記 12:4–8, 民數記 12:6–8, 民數記 12:9–16, 民數記 12:14, 民數記 12:16, 民數記 13:1–16, 民數記 13:1–14:45, 民數記 13:17–20, 民數記 13:20, 民數記 13:21, 民數記 13:21–24, 民數記 13:22, 民數記 13:25–29, 民數記 13:26, 民數記 13:27, 民數記 13:29, 民數記 13:30, 民數記 13:33, 民數記 14:1–45, 民數記 14:3–4, 民數記 14:5, 民數記 14:6, 民數記 14:7–9, 民數記 14:10, 民數記 14:11, 民數記 14:12, 民數記 14:13–25, 民數記 14:17–18, 民數記 14:19, 民數記 14:20–25, 民數記 14:22, 民數記 14:23–25, 民數記 14:28, 民數記 14:34, 民數記 14:39–45, 民數記 14:43, 民數記 14:44, 民數記 14:45, 民數記 15:1–3, 民數記 15:1–41, 民數記 15:3, 民數記 15:12–16, 民數記 15:17–21, 民數記 15:22–29, 民數記 15:30–31, 民數記 15:32–36, 民數記 15:34, 民數記 15:37–41, 民數記 16:1–17:13, 民數記 16:3, 民數記 16:4–7, 民數記 16:6, 民數記 16:10, 民數記 16:13, 民數記 16:14, 民數記 16:15, 民數記 16:16–17, 民數記 16:18–22, 民數記 16:19, 民數記 16:21–26, 民數記 16:26, 民數記 16:28–30, 民數記 16:31–33, 民數記 16:34–35, 民數記 16:37, 民數記 16:38–40, 民數記 16:41, 民數記 16:42–48, 民數記 16:46–50, 民數記 17:1–5, 民數記 17:1–13, 民數記 17:4, 民數記 17:8, 民數記 17:9–11, 民數記 17:12–13, 民數記 18:1–4, 民數記 18:1–32, 民數記 18:3–4, 民數記 18:5, 民數記 18:5–7, 民數記 18:6–7, 民數記 18:7, 民數記 18:8–14, 民數記 18:9–11, 民數記 18:14, 民數記 18:15–16, 民數記 18:19, 民數記 18:20–21, 民數記 18:23–24, 民數記 18:25–32, 民數記 18:31, 民數記 18:32, 民數記 19:1–10, 民數記 19:1–22, 民數記 19:3–5, 民數記 19:6, 民數記 19:7–10, 民數記 19:9, 民數記 19:11–19, 民數記 19:13, 民數記 19:14–16, 民數記 19:17–22, 民數記 20:1, 民數記 20:2, 民數記 20:2–13, 民數記 20:3, 民數記 20:6, 民數記 20:7–9, 民數記 20:8–9, 民數記 20:10–12, 民數記 20:13, 民數記 20:14–21, 民數記 20:14–21:35, 民數記 20:17, 民數記 20:18–21, 民數記 20:22–23, 民數記 20:24–26, 民數記 20:27–29, 民數記 21:1, 民數記 21:1–22:1, 民數記 21:2–3, 民數記 21:4–9, 民數記 21:6, 民數記 21:7–9, 民數記 21:10, 民數記 21:11–12, 民數記 21:13, 民數記 21:14–15, 民數記 21:16–18, 民數記 21:18–20, 民數記 21:21–22, 民數記 21:21–24, 民數記 21:21–35, 民數記 21:25, 民數記 21:26, 民數記 21:27–30, 民數記 21:28, 民數記 21:29, 民數記 21:30, 民數記 21:33–35, 民數記 21:35, 民數記 22:1, 民數記 22:2–3, 民數記 22:2–24:25, 民數記 22:4, 民數記 22:5–6, 民數記 22:7, 民數記 22:8, 民數記 22:9–18, 民數記 22:18, 民數記 22:19–20, 民數記 22:21–41, 民數記 22:22, 民數記 22:28–31, 民數記 22:34, 民數記 22:35, 民數記 22:36, 民數記 22:37, 民數記 22:38, 民數記 22:39–41, 民數記 22:41, 民數記 23:1, 民數記 23:1–30, 民數記 23:7–8, 民數記 23:7–10, 民數記 23:13–26, 民數記 23:18–24, 民數記 23:19, 民數記 23:20–21, 民數記 23:23–24, 民數記 23:27–24:14, 民數記 24:1–2, 民數記 24:3–9, 民數記 24:5–6, 民數記 24:6–7, 民數記 24:7–9, 民數記 24:10, 民數記 24:14, 民數記 24:15–25, 民數記 24:17, 民數記 24:21–22, 民數記 24:23, 民數記 24:23–24, 民數記 24:24, 民數記 24:25, 民數記 25:1, 民數記 25:1–18, 民數記 25:2, 民數記 25:3, 民數記 25:4, 民數記 25:6, 民數記 25:7–9, 民數記 25:10–13, 民數記 25:13, 民數記 25:16–18, 民數記 26:1–4, 民數記 26:1–65, 民數記 26:8–11, 民數記 26:33, 民數記 26:51, 民數記 26:52–56, 民數記 26:57–61, 民數記 26:62, 民數記 26:63–65, 民數記 27:1–11, 民數記 27:2, 民數記 27:3–4, 民數記 27:5–11, 民數記 27:12, 民數記 27:12–23, 民數記 27:15–17, 民數記 27:18–19, 民數記 27:20–21, 民數記 28:1–2, 民數記 28:1–29:40, 民數記 28:2, 民數記 28:3–8, 民數記 28:9–10, 民數記 28:11–15, 民數記 28:16–25, 民數記 28:26–31, 民數記 29:1–6, 民數記 29:7, 民數記 29:7–11, 民數記 29:12–38, 民數記 29:39, 民數記 30:1–2, 民數記 30:1–16, 民數記 30:3–5, 民數記 30:6–8, 民數記 30:9, 民數記 30:10–15, 民數記 31:1–2, 民數記 31:3–5, 民數記 31:6, 民數記 31:7, 民數記 31:8, 民數記 31:9–13, 民數記 31:10, 民數記 31:13, 民數記 31:14–16, 民數記 31:17–18, 民數記 31:19–24, 民數記 31:25–31, 民數記 31:32–35, 民數記 31:36–47, 民數記 31:48–49, 民數記 31:50–54, 民數記 32:1, 民數記 32:1–5, 民數記 32:3, 民數記 32:6–15, 民數記 32:12, 民數記 32:16–19, 民數記 32:20–24, 民數記 32:25–27, 民數記 32:28–30, 民數記 32:31–32, 民數記 32:33–42, 民數記 32:34–36, 民數記 32:37–38, 民數記 32:39–42, 民數記 33:1–2, 民數記 33:1–56, 民數記 33:3, 民數記 33:4, 民數記 33:5–15, 民數記 33:6, 民數記 33:9, 民數記 33:14, 民數記 33:15, 民數記 33:16–17, 民數記 33:16–36, 民數記 33:18–30, 民數記 33:30–31, 民數記 33:35, 民數記 33:36, 民數記 33:37–49, 民數記 33:38–39, 民數記 33:42–49, 民數記 33:47, 民數記 33:50–56, 民數記 33:54, 民數記 33:55–56, 民數記 34:1–29, 民數記 34:3–5, 民數記 34:4, 民數記 34:5, 民數記 34:6–9, 民數記 34:11, 民數記 34:12, 民數記 34:13–15, 民數記 34:16–29, 民數記 34:19–28, 民數記 35:1–34, 民數記 35:4–5, 民數記 35:6–34, 民數記 35:12, 民數記 35:15, 民數記 35:15–24, 民數記 35:19, 民數記 35:22–23, 民數記 35:24–25, 民數記 35:26–29, 民數記 35:30, 民數記 35:31–32, 民數記 35:33, 民數記 35:34, 民數記 36:1–4, 民數記 36:1–13, 民數記 36:5, 民數記 36:6–9, 民數記 36:10–12, 民數記 36:13</w:t>
+      </w:r>
+    </w:p>
+    <w:p>
+      <w:r/>
+      <w:r>
+        <w:t xml:space="preserve"> </w:t>
+      </w:r>
+      <w:r/>
+      <w:r/>
+    </w:p>
+    <w:p>
+      <w:pPr>
+        <w:sectPr>
           <w:footnotePr>
             <w:numRestart w:val="eachSect"/>
           </w:footnotePr>

--- a/zht/docx/04.content.docx
+++ b/zht/docx/04.content.docx
@@ -163,13 +163,6 @@
         <w:rPr>
           <w:lang w:val="zh_TW" w:bidi="zh_TW"/>
         </w:rPr>
-      </w:r>
-      <w:r>
-        <w:rPr>
-          <w:i/>
-          <w:lang w:val="zh_TW" w:bidi="zh_TW"/>
-        </w:rPr>
-        <w:t>民數記 1:1, 民數記 1:1–16, 民數記 1:1–10:10, 民數記 1:2–16, 民數記 1:16, 民數記 1:17–46, 民數記 1:20–43, 民數記 1:47–54, 民數記 1:50, 民數記 1:50–53, 民數記 2:1–34, 民數記 2:2, 民數記 2:3–9, 民數記 2:10–16, 民數記 2:18–24, 民數記 2:25–31, 民數記 2:34, 民數記 3:1–4, 民數記 3:1–4:49, 民數記 3:4, 民數記 3:5–13, 民數記 3:10, 民數記 3:11–13, 民數記 3:14–39, 民數記 3:27–32, 民數記 3:28, 民數記 3:32, 民數記 3:38, 民數記 3:39, 民數記 3:40–51, 民數記 4:1, 民數記 4:1–49, 民數記 4:3, 民數記 4:4–20, 民數記 4:15, 民數記 4:21–28, 民數記 4:29–33, 民數記 4:34–49, 民數記 5:1–4, 民數記 5:1–31, 民數記 5:1–10:10, 民數記 5:2, 民數記 5:5–10, 民數記 5:6, 民數記 5:7, 民數記 5:8, 民數記 5:9–10, 民數記 5:11–31, 民數記 5:14–15, 民數記 5:17, 民數記 5:21, 民數記 5:23–24, 民數記 5:29–31, 民數記 6:1–21, 民數記 6:2, 民數記 6:3–4, 民數記 6:5, 民數記 6:6–8, 民數記 6:9–21, 民數記 6:22–27, 民數記 6:24, 民數記 6:24–26, 民數記 6:25, 民數記 6:26, 民數記 6:27, 民數記 7:1, 民數記 7:1–89, 民數記 7:2–9, 民數記 7:9, 民數記 7:10–11, 民數記 7:12–83, 民數記 7:84–88, 民數記 7:89, 民數記 8:1–4, 民數記 8:5–22, 民數記 8:7, 民數記 8:10–11, 民數記 8:11, 民數記 8:12–22, 民數記 8:19, 民數記 8:23–26, 民數記 9:1–14, 民數記 9:2–3, 民數記 9:4–7, 民數記 9:8, 民數記 9:9–14, 民數記 9:12, 民數記 9:13, 民數記 9:14, 民數記 9:15–23, 民數記 9:19–23, 民數記 10:1–10, 民數記 10:2–4, 民數記 10:5–8, 民數記 10:8, 民數記 10:9–10, 民數記 10:11–36, 民數記 10:12, 民數記 10:13–28, 民數記 10:29–32, 民數記 10:33, 民數記 10:35, 民數記 10:36, 民數記 11:1, 民數記 11:1–35, 民數記 11:2–3, 民數記 11:4–6, 民數記 11:4–15, 民數記 11:6, 民數記 11:7–9, 民數記 11:10–15, 民數記 11:16–30, 民數記 11:25, 民數記 11:28–29, 民數記 11:31–35, 民數記 11:34–35, 民數記 12:1, 民數記 12:1–2, 民數記 12:1–16, 民數記 12:2, 民數記 12:3, 民數記 12:4–8, 民數記 12:6–8, 民數記 12:9–16, 民數記 12:14, 民數記 12:16, 民數記 13:1–16, 民數記 13:1–14:45, 民數記 13:17–20, 民數記 13:20, 民數記 13:21, 民數記 13:21–24, 民數記 13:22, 民數記 13:25–29, 民數記 13:26, 民數記 13:27, 民數記 13:29, 民數記 13:30, 民數記 13:33, 民數記 14:1–45, 民數記 14:3–4, 民數記 14:5, 民數記 14:6, 民數記 14:7–9, 民數記 14:10, 民數記 14:11, 民數記 14:12, 民數記 14:13–25, 民數記 14:17–18, 民數記 14:19, 民數記 14:20–25, 民數記 14:22, 民數記 14:23–25, 民數記 14:28, 民數記 14:34, 民數記 14:39–45, 民數記 14:43, 民數記 14:44, 民數記 14:45, 民數記 15:1–3, 民數記 15:1–41, 民數記 15:3, 民數記 15:12–16, 民數記 15:17–21, 民數記 15:22–29, 民數記 15:30–31, 民數記 15:32–36, 民數記 15:34, 民數記 15:37–41, 民數記 16:1–17:13, 民數記 16:3, 民數記 16:4–7, 民數記 16:6, 民數記 16:10, 民數記 16:13, 民數記 16:14, 民數記 16:15, 民數記 16:16–17, 民數記 16:18–22, 民數記 16:19, 民數記 16:21–26, 民數記 16:26, 民數記 16:28–30, 民數記 16:31–33, 民數記 16:34–35, 民數記 16:37, 民數記 16:38–40, 民數記 16:41, 民數記 16:42–48, 民數記 16:46–50, 民數記 17:1–5, 民數記 17:1–13, 民數記 17:4, 民數記 17:8, 民數記 17:9–11, 民數記 17:12–13, 民數記 18:1–4, 民數記 18:1–32, 民數記 18:3–4, 民數記 18:5, 民數記 18:5–7, 民數記 18:6–7, 民數記 18:7, 民數記 18:8–14, 民數記 18:9–11, 民數記 18:14, 民數記 18:15–16, 民數記 18:19, 民數記 18:20–21, 民數記 18:23–24, 民數記 18:25–32, 民數記 18:31, 民數記 18:32, 民數記 19:1–10, 民數記 19:1–22, 民數記 19:3–5, 民數記 19:6, 民數記 19:7–10, 民數記 19:9, 民數記 19:11–19, 民數記 19:13, 民數記 19:14–16, 民數記 19:17–22, 民數記 20:1, 民數記 20:2, 民數記 20:2–13, 民數記 20:3, 民數記 20:6, 民數記 20:7–9, 民數記 20:8–9, 民數記 20:10–12, 民數記 20:13, 民數記 20:14–21, 民數記 20:14–21:35, 民數記 20:17, 民數記 20:18–21, 民數記 20:22–23, 民數記 20:24–26, 民數記 20:27–29, 民數記 21:1, 民數記 21:1–22:1, 民數記 21:2–3, 民數記 21:4–9, 民數記 21:6, 民數記 21:7–9, 民數記 21:10, 民數記 21:11–12, 民數記 21:13, 民數記 21:14–15, 民數記 21:16–18, 民數記 21:18–20, 民數記 21:21–22, 民數記 21:21–24, 民數記 21:21–35, 民數記 21:25, 民數記 21:26, 民數記 21:27–30, 民數記 21:28, 民數記 21:29, 民數記 21:30, 民數記 21:33–35, 民數記 21:35, 民數記 22:1, 民數記 22:2–3, 民數記 22:2–24:25, 民數記 22:4, 民數記 22:5–6, 民數記 22:7, 民數記 22:8, 民數記 22:9–18, 民數記 22:18, 民數記 22:19–20, 民數記 22:21–41, 民數記 22:22, 民數記 22:28–31, 民數記 22:34, 民數記 22:35, 民數記 22:36, 民數記 22:37, 民數記 22:38, 民數記 22:39–41, 民數記 22:41, 民數記 23:1, 民數記 23:1–30, 民數記 23:7–8, 民數記 23:7–10, 民數記 23:13–26, 民數記 23:18–24, 民數記 23:19, 民數記 23:20–21, 民數記 23:23–24, 民數記 23:27–24:14, 民數記 24:1–2, 民數記 24:3–9, 民數記 24:5–6, 民數記 24:6–7, 民數記 24:7–9, 民數記 24:10, 民數記 24:14, 民數記 24:15–25, 民數記 24:17, 民數記 24:21–22, 民數記 24:23, 民數記 24:23–24, 民數記 24:24, 民數記 24:25, 民數記 25:1, 民數記 25:1–18, 民數記 25:2, 民數記 25:3, 民數記 25:4, 民數記 25:6, 民數記 25:7–9, 民數記 25:10–13, 民數記 25:13, 民數記 25:16–18, 民數記 26:1–4, 民數記 26:1–65, 民數記 26:8–11, 民數記 26:33, 民數記 26:51, 民數記 26:52–56, 民數記 26:57–61, 民數記 26:62, 民數記 26:63–65, 民數記 27:1–11, 民數記 27:2, 民數記 27:3–4, 民數記 27:5–11, 民數記 27:12, 民數記 27:12–23, 民數記 27:15–17, 民數記 27:18–19, 民數記 27:20–21, 民數記 28:1–2, 民數記 28:1–29:40, 民數記 28:2, 民數記 28:3–8, 民數記 28:9–10, 民數記 28:11–15, 民數記 28:16–25, 民數記 28:26–31, 民數記 29:1–6, 民數記 29:7, 民數記 29:7–11, 民數記 29:12–38, 民數記 29:39, 民數記 30:1–2, 民數記 30:1–16, 民數記 30:3–5, 民數記 30:6–8, 民數記 30:9, 民數記 30:10–15, 民數記 31:1–2, 民數記 31:3–5, 民數記 31:6, 民數記 31:7, 民數記 31:8, 民數記 31:9–13, 民數記 31:10, 民數記 31:13, 民數記 31:14–16, 民數記 31:17–18, 民數記 31:19–24, 民數記 31:25–31, 民數記 31:32–35, 民數記 31:36–47, 民數記 31:48–49, 民數記 31:50–54, 民數記 32:1, 民數記 32:1–5, 民數記 32:3, 民數記 32:6–15, 民數記 32:12, 民數記 32:16–19, 民數記 32:20–24, 民數記 32:25–27, 民數記 32:28–30, 民數記 32:31–32, 民數記 32:33–42, 民數記 32:34–36, 民數記 32:37–38, 民數記 32:39–42, 民數記 33:1–2, 民數記 33:1–56, 民數記 33:3, 民數記 33:4, 民數記 33:5–15, 民數記 33:6, 民數記 33:9, 民數記 33:14, 民數記 33:15, 民數記 33:16–17, 民數記 33:16–36, 民數記 33:18–30, 民數記 33:30–31, 民數記 33:35, 民數記 33:36, 民數記 33:37–49, 民數記 33:38–39, 民數記 33:42–49, 民數記 33:47, 民數記 33:50–56, 民數記 33:54, 民數記 33:55–56, 民數記 34:1–29, 民數記 34:3–5, 民數記 34:4, 民數記 34:5, 民數記 34:6–9, 民數記 34:11, 民數記 34:12, 民數記 34:13–15, 民數記 34:16–29, 民數記 34:19–28, 民數記 35:1–34, 民數記 35:4–5, 民數記 35:6–34, 民數記 35:12, 民數記 35:15, 民數記 35:15–24, 民數記 35:19, 民數記 35:22–23, 民數記 35:24–25, 民數記 35:26–29, 民數記 35:30, 民數記 35:31–32, 民數記 35:33, 民數記 35:34, 民數記 36:1–4, 民數記 36:1–13, 民數記 36:5, 民數記 36:6–9, 民數記 36:10–12, 民數記 36:13</w:t>
       </w:r>
       <w:r>
         <w:rPr>

--- a/zht/docx/04.content.docx
+++ b/zht/docx/04.content.docx
@@ -150,19 +150,6 @@
           <w:lang w:val="zh_TW" w:bidi="zh_TW"/>
         </w:rPr>
         <w:t>NUM</w:t>
-      </w:r>
-      <w:r>
-        <w:rPr>
-          <w:lang w:val="zh_TW" w:bidi="zh_TW"/>
-        </w:rPr>
-      </w:r>
-    </w:p>
-    <w:p>
-      <w:pPr/>
-      <w:r>
-        <w:rPr>
-          <w:lang w:val="zh_TW" w:bidi="zh_TW"/>
-        </w:rPr>
       </w:r>
       <w:r>
         <w:rPr>

--- a/zht/docx/04.content.docx
+++ b/zht/docx/04.content.docx
@@ -19,7 +19,7 @@
         <w:rPr>
           <w:lang w:val="zh_TW" w:bidi="zh_TW"/>
         </w:rPr>
-        <w:t>Resource: Tyndale Open Study Notes</w:t>
+        <w:t>Resource: Aquifer Open Study Notes</w:t>
       </w:r>
       <w:r>
         <w:rPr>
@@ -112,7 +112,7 @@
         <w:rPr>
           <w:lang w:val="zh_TW" w:bidi="zh_TW"/>
         </w:rPr>
-        <w:t>Tyndale Open Study Notes</w:t>
+        <w:t>Aquifer Open Study Notes</w:t>
       </w:r>
     </w:p>
     <w:p>
